--- a/마지막 탑승 안내/1부/1부_6화_시차_네_시간.docx
+++ b/마지막 탑승 안내/1부/1부_6화_시차_네_시간.docx
@@ -62,7 +62,7 @@
           <w:i w:val="0"/>
           <w:sz w:val="22"/>
         </w:rPr>
-        <w:t>2026년 12월 3일(목) 밤부터 12월 7일(월) 낮까지. 마드리드 바라하스 공항 T4 출발 홀 → 상파울루 → 전화 세 통 → 다시 T4 도착 홀. 마드리드는 상파울루보다 4시간 빠르다. 떨어져 있는 동안 두 사람은 문자 없이 오직 통화로만 이어진다. 12월 4일 오전 9시 노엘리아의 구술시험 때 이니고는 대서양 위 비행기 안에 있다. 시험은 잘 풀리지 않는다. 시점: 이니고.</w:t>
+        <w:t>2026년 12월 3일(목) 밤부터 12월 7일(월) 낮까지. 마드리드 바라하스 공항 T4 체크인 줄 → 상파울루 → 다시 T4 도착 홀. 마드리드는 상파울루보다 4시간 빠르다. 이 화의 모든 장면은 문자 없이 통화로만 이어지고, 마지막에는 전화를 끊지 않은 채 서로를 발견한다. 12월 4일 오전 9시 노엘리아의 구술시험 때 이니고는 대서양 위 비행기 안에 있다. 시험은 잘 풀리지 않는다. 시점: 이니고.</w:t>
       </w:r>
     </w:p>
     <w:p>
@@ -78,7 +78,7 @@
           <w:color w:val="1F3864"/>
           <w:sz w:val="26"/>
         </w:rPr>
-        <w:t>장면 1 — 12월 3일(목) 밤 9시 15분, T4 출발 홀: 배웅</w:t>
+        <w:t>장면 1 — 12월 3일(목) 밤 9시 15분, T4 체크인 줄과 노엘리아의 방: 출발 전 전화</w:t>
       </w:r>
     </w:p>
     <w:p>
@@ -93,7 +93,7 @@
           <w:color w:val="555555"/>
           <w:sz w:val="22"/>
         </w:rPr>
-        <w:t>(Jueves 3 de diciembre, nueve y cuarto de la noche. Terminal 4, planta de salidas. Mucha gente con maletas bajo el techo de ondas. Íñigo está en la cola de facturación con el pasaporte en la mano. Noelia aparece sin uniforme, con un abrigo oscuro y la bufanda hasta la barbilla.)</w:t>
+        <w:t>(Jueves 3 de diciembre, nueve y cuarto de la noche. Terminal 4, planta de salidas. Íñigo está en la cola de facturación, con el pasaporte en una mano y el móvil en la otra. Noelia, en su cuarto de Vallecas, camina de la ventana a la cama con el cuaderno de notas cerrado.)</w:t>
       </w:r>
     </w:p>
     <w:p>
@@ -135,7 +135,7 @@
           <w:i w:val="0"/>
           <w:sz w:val="22"/>
         </w:rPr>
-        <w:t>El jueves tres de diciembre, a las nueve y cuarto de la noche, Noelia hizo algo que nunca había hecho: venir al aeropuerto sin que fuera su turno.</w:t>
+        <w:t>El jueves tres de diciembre, a las nueve y cuarto de la noche, estaba en la cola de facturación cuando sonó el móvil. Era Noelia. Nunca antes me había llamado ella primero.</w:t>
       </w:r>
     </w:p>
     <w:p>
@@ -145,20 +145,39 @@
       <w:r>
         <w:rPr>
           <w:rFonts w:ascii="Times New Roman" w:hAnsi="Times New Roman" w:eastAsia="Malgun Gothic"/>
-          <w:b/>
-          <w:i w:val="0"/>
-          <w:sz w:val="22"/>
-        </w:rPr>
-        <w:t xml:space="preserve">Íñigo: </w:t>
-      </w:r>
-      <w:r>
-        <w:rPr>
-          <w:rFonts w:ascii="Times New Roman" w:hAnsi="Times New Roman" w:eastAsia="Malgun Gothic"/>
-          <w:b w:val="0"/>
-          <w:i w:val="0"/>
-          <w:sz w:val="22"/>
-        </w:rPr>
-        <w:t>¿Qué haces aquí? Tu turno acabó a las dos.</w:t>
+          <w:b w:val="0"/>
+          <w:i w:val="0"/>
+          <w:sz w:val="22"/>
+        </w:rPr>
+        <w:t xml:space="preserve">Noelia </w:t>
+      </w:r>
+      <w:r>
+        <w:rPr>
+          <w:rFonts w:ascii="Times New Roman" w:hAnsi="Times New Roman" w:eastAsia="Malgun Gothic"/>
+          <w:b w:val="0"/>
+          <w:i/>
+          <w:color w:val="555555"/>
+          <w:sz w:val="22"/>
+        </w:rPr>
+        <w:t>(al teléfono)</w:t>
+      </w:r>
+      <w:r>
+        <w:rPr>
+          <w:rFonts w:ascii="Times New Roman" w:hAnsi="Times New Roman" w:eastAsia="Malgun Gothic"/>
+          <w:b w:val="0"/>
+          <w:i w:val="0"/>
+          <w:sz w:val="22"/>
+        </w:rPr>
+        <w:t xml:space="preserve">: </w:t>
+      </w:r>
+      <w:r>
+        <w:rPr>
+          <w:rFonts w:ascii="Times New Roman" w:hAnsi="Times New Roman" w:eastAsia="Malgun Gothic"/>
+          <w:b w:val="0"/>
+          <w:i w:val="0"/>
+          <w:sz w:val="22"/>
+        </w:rPr>
+        <w:t>¿Estás ya en el aeropuerto?</w:t>
       </w:r>
     </w:p>
     <w:p>
@@ -168,20 +187,39 @@
       <w:r>
         <w:rPr>
           <w:rFonts w:ascii="Times New Roman" w:hAnsi="Times New Roman" w:eastAsia="Malgun Gothic"/>
-          <w:b/>
-          <w:i w:val="0"/>
-          <w:sz w:val="22"/>
-        </w:rPr>
-        <w:t xml:space="preserve">Noelia: </w:t>
-      </w:r>
-      <w:r>
-        <w:rPr>
-          <w:rFonts w:ascii="Times New Roman" w:hAnsi="Times New Roman" w:eastAsia="Malgun Gothic"/>
-          <w:b w:val="0"/>
-          <w:i w:val="0"/>
-          <w:sz w:val="22"/>
-        </w:rPr>
-        <w:t>No he venido a trabajar. He venido a despedir.</w:t>
+          <w:b w:val="0"/>
+          <w:i w:val="0"/>
+          <w:sz w:val="22"/>
+        </w:rPr>
+        <w:t xml:space="preserve">Íñigo </w:t>
+      </w:r>
+      <w:r>
+        <w:rPr>
+          <w:rFonts w:ascii="Times New Roman" w:hAnsi="Times New Roman" w:eastAsia="Malgun Gothic"/>
+          <w:b w:val="0"/>
+          <w:i/>
+          <w:color w:val="555555"/>
+          <w:sz w:val="22"/>
+        </w:rPr>
+        <w:t>(al teléfono)</w:t>
+      </w:r>
+      <w:r>
+        <w:rPr>
+          <w:rFonts w:ascii="Times New Roman" w:hAnsi="Times New Roman" w:eastAsia="Malgun Gothic"/>
+          <w:b w:val="0"/>
+          <w:i w:val="0"/>
+          <w:sz w:val="22"/>
+        </w:rPr>
+        <w:t xml:space="preserve">: </w:t>
+      </w:r>
+      <w:r>
+        <w:rPr>
+          <w:rFonts w:ascii="Times New Roman" w:hAnsi="Times New Roman" w:eastAsia="Malgun Gothic"/>
+          <w:b w:val="0"/>
+          <w:i w:val="0"/>
+          <w:sz w:val="22"/>
+        </w:rPr>
+        <w:t>En la cola de facturación. Mi vuelo sale a las once y cuarenta. Tengo diez minutos antes del control.</w:t>
       </w:r>
     </w:p>
     <w:p>
@@ -191,20 +229,39 @@
       <w:r>
         <w:rPr>
           <w:rFonts w:ascii="Times New Roman" w:hAnsi="Times New Roman" w:eastAsia="Malgun Gothic"/>
-          <w:b/>
-          <w:i w:val="0"/>
-          <w:sz w:val="22"/>
-        </w:rPr>
-        <w:t xml:space="preserve">Íñigo: </w:t>
-      </w:r>
-      <w:r>
-        <w:rPr>
-          <w:rFonts w:ascii="Times New Roman" w:hAnsi="Times New Roman" w:eastAsia="Malgun Gothic"/>
-          <w:b w:val="0"/>
-          <w:i w:val="0"/>
-          <w:sz w:val="22"/>
-        </w:rPr>
-        <w:t>Dijiste que eras la que despide.</w:t>
+          <w:b w:val="0"/>
+          <w:i w:val="0"/>
+          <w:sz w:val="22"/>
+        </w:rPr>
+        <w:t xml:space="preserve">Noelia </w:t>
+      </w:r>
+      <w:r>
+        <w:rPr>
+          <w:rFonts w:ascii="Times New Roman" w:hAnsi="Times New Roman" w:eastAsia="Malgun Gothic"/>
+          <w:b w:val="0"/>
+          <w:i/>
+          <w:color w:val="555555"/>
+          <w:sz w:val="22"/>
+        </w:rPr>
+        <w:t>(al teléfono)</w:t>
+      </w:r>
+      <w:r>
+        <w:rPr>
+          <w:rFonts w:ascii="Times New Roman" w:hAnsi="Times New Roman" w:eastAsia="Malgun Gothic"/>
+          <w:b w:val="0"/>
+          <w:i w:val="0"/>
+          <w:sz w:val="22"/>
+        </w:rPr>
+        <w:t xml:space="preserve">: </w:t>
+      </w:r>
+      <w:r>
+        <w:rPr>
+          <w:rFonts w:ascii="Times New Roman" w:hAnsi="Times New Roman" w:eastAsia="Malgun Gothic"/>
+          <w:b w:val="0"/>
+          <w:i w:val="0"/>
+          <w:sz w:val="22"/>
+        </w:rPr>
+        <w:t>Entonces tenemos diez minutos. Es lo que mejor sabes medir.</w:t>
       </w:r>
     </w:p>
     <w:p>
@@ -214,20 +271,39 @@
       <w:r>
         <w:rPr>
           <w:rFonts w:ascii="Times New Roman" w:hAnsi="Times New Roman" w:eastAsia="Malgun Gothic"/>
-          <w:b/>
-          <w:i w:val="0"/>
-          <w:sz w:val="22"/>
-        </w:rPr>
-        <w:t xml:space="preserve">Noelia: </w:t>
-      </w:r>
-      <w:r>
-        <w:rPr>
-          <w:rFonts w:ascii="Times New Roman" w:hAnsi="Times New Roman" w:eastAsia="Malgun Gothic"/>
-          <w:b w:val="0"/>
-          <w:i w:val="0"/>
-          <w:sz w:val="22"/>
-        </w:rPr>
-        <w:t>Y hoy despido sin uniforme.</w:t>
+          <w:b w:val="0"/>
+          <w:i w:val="0"/>
+          <w:sz w:val="22"/>
+        </w:rPr>
+        <w:t xml:space="preserve">Íñigo </w:t>
+      </w:r>
+      <w:r>
+        <w:rPr>
+          <w:rFonts w:ascii="Times New Roman" w:hAnsi="Times New Roman" w:eastAsia="Malgun Gothic"/>
+          <w:b w:val="0"/>
+          <w:i/>
+          <w:color w:val="555555"/>
+          <w:sz w:val="22"/>
+        </w:rPr>
+        <w:t>(al teléfono)</w:t>
+      </w:r>
+      <w:r>
+        <w:rPr>
+          <w:rFonts w:ascii="Times New Roman" w:hAnsi="Times New Roman" w:eastAsia="Malgun Gothic"/>
+          <w:b w:val="0"/>
+          <w:i w:val="0"/>
+          <w:sz w:val="22"/>
+        </w:rPr>
+        <w:t xml:space="preserve">: </w:t>
+      </w:r>
+      <w:r>
+        <w:rPr>
+          <w:rFonts w:ascii="Times New Roman" w:hAnsi="Times New Roman" w:eastAsia="Malgun Gothic"/>
+          <w:b w:val="0"/>
+          <w:i w:val="0"/>
+          <w:sz w:val="22"/>
+        </w:rPr>
+        <w:t>¿No deberías estar estudiando?</w:t>
       </w:r>
     </w:p>
     <w:p>
@@ -237,20 +313,39 @@
       <w:r>
         <w:rPr>
           <w:rFonts w:ascii="Times New Roman" w:hAnsi="Times New Roman" w:eastAsia="Malgun Gothic"/>
-          <w:b/>
-          <w:i w:val="0"/>
-          <w:sz w:val="22"/>
-        </w:rPr>
-        <w:t xml:space="preserve">Íñigo: </w:t>
-      </w:r>
-      <w:r>
-        <w:rPr>
-          <w:rFonts w:ascii="Times New Roman" w:hAnsi="Times New Roman" w:eastAsia="Malgun Gothic"/>
-          <w:b w:val="0"/>
-          <w:i w:val="0"/>
-          <w:sz w:val="22"/>
-        </w:rPr>
-        <w:t>Mi vuelo sale a las once y cuarenta. Tengo diez minutos antes del control.</w:t>
+          <w:b w:val="0"/>
+          <w:i w:val="0"/>
+          <w:sz w:val="22"/>
+        </w:rPr>
+        <w:t xml:space="preserve">Noelia </w:t>
+      </w:r>
+      <w:r>
+        <w:rPr>
+          <w:rFonts w:ascii="Times New Roman" w:hAnsi="Times New Roman" w:eastAsia="Malgun Gothic"/>
+          <w:b w:val="0"/>
+          <w:i/>
+          <w:color w:val="555555"/>
+          <w:sz w:val="22"/>
+        </w:rPr>
+        <w:t>(al teléfono)</w:t>
+      </w:r>
+      <w:r>
+        <w:rPr>
+          <w:rFonts w:ascii="Times New Roman" w:hAnsi="Times New Roman" w:eastAsia="Malgun Gothic"/>
+          <w:b w:val="0"/>
+          <w:i w:val="0"/>
+          <w:sz w:val="22"/>
+        </w:rPr>
+        <w:t xml:space="preserve">: </w:t>
+      </w:r>
+      <w:r>
+        <w:rPr>
+          <w:rFonts w:ascii="Times New Roman" w:hAnsi="Times New Roman" w:eastAsia="Malgun Gothic"/>
+          <w:b w:val="0"/>
+          <w:i w:val="0"/>
+          <w:sz w:val="22"/>
+        </w:rPr>
+        <w:t>Llevo tres semanas estudiando. Esta noche mi cabeza necesita oír otra voz. ¿Llevas el frasco?</w:t>
       </w:r>
     </w:p>
     <w:p>
@@ -260,20 +355,11 @@
       <w:r>
         <w:rPr>
           <w:rFonts w:ascii="Times New Roman" w:hAnsi="Times New Roman" w:eastAsia="Malgun Gothic"/>
-          <w:b/>
-          <w:i w:val="0"/>
-          <w:sz w:val="22"/>
-        </w:rPr>
-        <w:t xml:space="preserve">Noelia: </w:t>
-      </w:r>
-      <w:r>
-        <w:rPr>
-          <w:rFonts w:ascii="Times New Roman" w:hAnsi="Times New Roman" w:eastAsia="Malgun Gothic"/>
-          <w:b w:val="0"/>
-          <w:i w:val="0"/>
-          <w:sz w:val="22"/>
-        </w:rPr>
-        <w:t xml:space="preserve">Entonces tenemos diez minutos. </w:t>
+          <w:b w:val="0"/>
+          <w:i w:val="0"/>
+          <w:sz w:val="22"/>
+        </w:rPr>
+        <w:t xml:space="preserve">Íñigo </w:t>
       </w:r>
       <w:r>
         <w:rPr>
@@ -283,16 +369,25 @@
           <w:color w:val="555555"/>
           <w:sz w:val="22"/>
         </w:rPr>
-        <w:t>(saca un frasquito del bolsillo)</w:t>
-      </w:r>
-      <w:r>
-        <w:rPr>
-          <w:rFonts w:ascii="Times New Roman" w:hAnsi="Times New Roman" w:eastAsia="Malgun Gothic"/>
-          <w:b w:val="0"/>
-          <w:i w:val="0"/>
-          <w:sz w:val="22"/>
-        </w:rPr>
-        <w:t xml:space="preserve"> Toma. Ombré Leather. Es una muestra. No es un regalo, es un préstamo.</w:t>
+        <w:t>(al teléfono)</w:t>
+      </w:r>
+      <w:r>
+        <w:rPr>
+          <w:rFonts w:ascii="Times New Roman" w:hAnsi="Times New Roman" w:eastAsia="Malgun Gothic"/>
+          <w:b w:val="0"/>
+          <w:i w:val="0"/>
+          <w:sz w:val="22"/>
+        </w:rPr>
+        <w:t xml:space="preserve">: </w:t>
+      </w:r>
+      <w:r>
+        <w:rPr>
+          <w:rFonts w:ascii="Times New Roman" w:hAnsi="Times New Roman" w:eastAsia="Malgun Gothic"/>
+          <w:b w:val="0"/>
+          <w:i w:val="0"/>
+          <w:sz w:val="22"/>
+        </w:rPr>
+        <w:t>El Ombré Leather que me diste el miércoles, en el bolsillo del abrigo. Dijiste que era un préstamo.</w:t>
       </w:r>
     </w:p>
     <w:p>
@@ -302,20 +397,39 @@
       <w:r>
         <w:rPr>
           <w:rFonts w:ascii="Times New Roman" w:hAnsi="Times New Roman" w:eastAsia="Malgun Gothic"/>
-          <w:b/>
-          <w:i w:val="0"/>
-          <w:sz w:val="22"/>
-        </w:rPr>
-        <w:t xml:space="preserve">Íñigo: </w:t>
-      </w:r>
-      <w:r>
-        <w:rPr>
-          <w:rFonts w:ascii="Times New Roman" w:hAnsi="Times New Roman" w:eastAsia="Malgun Gothic"/>
-          <w:b w:val="0"/>
-          <w:i w:val="0"/>
-          <w:sz w:val="22"/>
-        </w:rPr>
-        <w:t>¿Por qué cuero?</w:t>
+          <w:b w:val="0"/>
+          <w:i w:val="0"/>
+          <w:sz w:val="22"/>
+        </w:rPr>
+        <w:t xml:space="preserve">Noelia </w:t>
+      </w:r>
+      <w:r>
+        <w:rPr>
+          <w:rFonts w:ascii="Times New Roman" w:hAnsi="Times New Roman" w:eastAsia="Malgun Gothic"/>
+          <w:b w:val="0"/>
+          <w:i/>
+          <w:color w:val="555555"/>
+          <w:sz w:val="22"/>
+        </w:rPr>
+        <w:t>(al teléfono)</w:t>
+      </w:r>
+      <w:r>
+        <w:rPr>
+          <w:rFonts w:ascii="Times New Roman" w:hAnsi="Times New Roman" w:eastAsia="Malgun Gothic"/>
+          <w:b w:val="0"/>
+          <w:i w:val="0"/>
+          <w:sz w:val="22"/>
+        </w:rPr>
+        <w:t xml:space="preserve">: </w:t>
+      </w:r>
+      <w:r>
+        <w:rPr>
+          <w:rFonts w:ascii="Times New Roman" w:hAnsi="Times New Roman" w:eastAsia="Malgun Gothic"/>
+          <w:b w:val="0"/>
+          <w:i w:val="0"/>
+          <w:sz w:val="22"/>
+        </w:rPr>
+        <w:t>Y lo es. Huele a viaje: a maleta, a asiento de coche viejo, a gente que se va. Quiero que me lo devuelvas.</w:t>
       </w:r>
     </w:p>
     <w:p>
@@ -325,20 +439,39 @@
       <w:r>
         <w:rPr>
           <w:rFonts w:ascii="Times New Roman" w:hAnsi="Times New Roman" w:eastAsia="Malgun Gothic"/>
-          <w:b/>
-          <w:i w:val="0"/>
-          <w:sz w:val="22"/>
-        </w:rPr>
-        <w:t xml:space="preserve">Noelia: </w:t>
-      </w:r>
-      <w:r>
-        <w:rPr>
-          <w:rFonts w:ascii="Times New Roman" w:hAnsi="Times New Roman" w:eastAsia="Malgun Gothic"/>
-          <w:b w:val="0"/>
-          <w:i w:val="0"/>
-          <w:sz w:val="22"/>
-        </w:rPr>
-        <w:t>Porque huele a viaje: a maleta, a asiento de coche viejo, a gente que se va. Y porque quiero que me lo devuelvas.</w:t>
+          <w:b w:val="0"/>
+          <w:i w:val="0"/>
+          <w:sz w:val="22"/>
+        </w:rPr>
+        <w:t xml:space="preserve">Íñigo </w:t>
+      </w:r>
+      <w:r>
+        <w:rPr>
+          <w:rFonts w:ascii="Times New Roman" w:hAnsi="Times New Roman" w:eastAsia="Malgun Gothic"/>
+          <w:b w:val="0"/>
+          <w:i/>
+          <w:color w:val="555555"/>
+          <w:sz w:val="22"/>
+        </w:rPr>
+        <w:t>(al teléfono)</w:t>
+      </w:r>
+      <w:r>
+        <w:rPr>
+          <w:rFonts w:ascii="Times New Roman" w:hAnsi="Times New Roman" w:eastAsia="Malgun Gothic"/>
+          <w:b w:val="0"/>
+          <w:i w:val="0"/>
+          <w:sz w:val="22"/>
+        </w:rPr>
+        <w:t xml:space="preserve">: </w:t>
+      </w:r>
+      <w:r>
+        <w:rPr>
+          <w:rFonts w:ascii="Times New Roman" w:hAnsi="Times New Roman" w:eastAsia="Malgun Gothic"/>
+          <w:b w:val="0"/>
+          <w:i w:val="0"/>
+          <w:sz w:val="22"/>
+        </w:rPr>
+        <w:t>Entonces tendré que volver.</w:t>
       </w:r>
     </w:p>
     <w:p>
@@ -348,20 +481,39 @@
       <w:r>
         <w:rPr>
           <w:rFonts w:ascii="Times New Roman" w:hAnsi="Times New Roman" w:eastAsia="Malgun Gothic"/>
-          <w:b/>
-          <w:i w:val="0"/>
-          <w:sz w:val="22"/>
-        </w:rPr>
-        <w:t xml:space="preserve">Íñigo: </w:t>
-      </w:r>
-      <w:r>
-        <w:rPr>
-          <w:rFonts w:ascii="Times New Roman" w:hAnsi="Times New Roman" w:eastAsia="Malgun Gothic"/>
-          <w:b w:val="0"/>
-          <w:i w:val="0"/>
-          <w:sz w:val="22"/>
-        </w:rPr>
-        <w:t>Entonces tendré que volver.</w:t>
+          <w:b w:val="0"/>
+          <w:i w:val="0"/>
+          <w:sz w:val="22"/>
+        </w:rPr>
+        <w:t xml:space="preserve">Noelia </w:t>
+      </w:r>
+      <w:r>
+        <w:rPr>
+          <w:rFonts w:ascii="Times New Roman" w:hAnsi="Times New Roman" w:eastAsia="Malgun Gothic"/>
+          <w:b w:val="0"/>
+          <w:i/>
+          <w:color w:val="555555"/>
+          <w:sz w:val="22"/>
+        </w:rPr>
+        <w:t>(al teléfono)</w:t>
+      </w:r>
+      <w:r>
+        <w:rPr>
+          <w:rFonts w:ascii="Times New Roman" w:hAnsi="Times New Roman" w:eastAsia="Malgun Gothic"/>
+          <w:b w:val="0"/>
+          <w:i w:val="0"/>
+          <w:sz w:val="22"/>
+        </w:rPr>
+        <w:t xml:space="preserve">: </w:t>
+      </w:r>
+      <w:r>
+        <w:rPr>
+          <w:rFonts w:ascii="Times New Roman" w:hAnsi="Times New Roman" w:eastAsia="Malgun Gothic"/>
+          <w:b w:val="0"/>
+          <w:i w:val="0"/>
+          <w:sz w:val="22"/>
+        </w:rPr>
+        <w:t>Esa es la idea. Mañana a las nueve yo estaré en el examen y tú estarás en el aire. Llámame cuando aterrices.</w:t>
       </w:r>
     </w:p>
     <w:p>
@@ -371,20 +523,39 @@
       <w:r>
         <w:rPr>
           <w:rFonts w:ascii="Times New Roman" w:hAnsi="Times New Roman" w:eastAsia="Malgun Gothic"/>
-          <w:b/>
-          <w:i w:val="0"/>
-          <w:sz w:val="22"/>
-        </w:rPr>
-        <w:t xml:space="preserve">Noelia: </w:t>
-      </w:r>
-      <w:r>
-        <w:rPr>
-          <w:rFonts w:ascii="Times New Roman" w:hAnsi="Times New Roman" w:eastAsia="Malgun Gothic"/>
-          <w:b w:val="0"/>
-          <w:i w:val="0"/>
-          <w:sz w:val="22"/>
-        </w:rPr>
-        <w:t>Esa es la idea. A las nueve yo estaré en el examen y tú estarás en el aire. Llámame cuando aterrices.</w:t>
+          <w:b w:val="0"/>
+          <w:i w:val="0"/>
+          <w:sz w:val="22"/>
+        </w:rPr>
+        <w:t xml:space="preserve">Íñigo </w:t>
+      </w:r>
+      <w:r>
+        <w:rPr>
+          <w:rFonts w:ascii="Times New Roman" w:hAnsi="Times New Roman" w:eastAsia="Malgun Gothic"/>
+          <w:b w:val="0"/>
+          <w:i/>
+          <w:color w:val="555555"/>
+          <w:sz w:val="22"/>
+        </w:rPr>
+        <w:t>(al teléfono)</w:t>
+      </w:r>
+      <w:r>
+        <w:rPr>
+          <w:rFonts w:ascii="Times New Roman" w:hAnsi="Times New Roman" w:eastAsia="Malgun Gothic"/>
+          <w:b w:val="0"/>
+          <w:i w:val="0"/>
+          <w:sz w:val="22"/>
+        </w:rPr>
+        <w:t xml:space="preserve">: </w:t>
+      </w:r>
+      <w:r>
+        <w:rPr>
+          <w:rFonts w:ascii="Times New Roman" w:hAnsi="Times New Roman" w:eastAsia="Malgun Gothic"/>
+          <w:b w:val="0"/>
+          <w:i w:val="0"/>
+          <w:sz w:val="22"/>
+        </w:rPr>
+        <w:t>¿Y si sale mal?</w:t>
       </w:r>
     </w:p>
     <w:p>
@@ -394,20 +565,39 @@
       <w:r>
         <w:rPr>
           <w:rFonts w:ascii="Times New Roman" w:hAnsi="Times New Roman" w:eastAsia="Malgun Gothic"/>
-          <w:b/>
-          <w:i w:val="0"/>
-          <w:sz w:val="22"/>
-        </w:rPr>
-        <w:t xml:space="preserve">Íñigo: </w:t>
-      </w:r>
-      <w:r>
-        <w:rPr>
-          <w:rFonts w:ascii="Times New Roman" w:hAnsi="Times New Roman" w:eastAsia="Malgun Gothic"/>
-          <w:b w:val="0"/>
-          <w:i w:val="0"/>
-          <w:sz w:val="22"/>
-        </w:rPr>
-        <w:t>¿Y si sale mal?</w:t>
+          <w:b w:val="0"/>
+          <w:i w:val="0"/>
+          <w:sz w:val="22"/>
+        </w:rPr>
+        <w:t xml:space="preserve">Noelia </w:t>
+      </w:r>
+      <w:r>
+        <w:rPr>
+          <w:rFonts w:ascii="Times New Roman" w:hAnsi="Times New Roman" w:eastAsia="Malgun Gothic"/>
+          <w:b w:val="0"/>
+          <w:i/>
+          <w:color w:val="555555"/>
+          <w:sz w:val="22"/>
+        </w:rPr>
+        <w:t>(al teléfono)</w:t>
+      </w:r>
+      <w:r>
+        <w:rPr>
+          <w:rFonts w:ascii="Times New Roman" w:hAnsi="Times New Roman" w:eastAsia="Malgun Gothic"/>
+          <w:b w:val="0"/>
+          <w:i w:val="0"/>
+          <w:sz w:val="22"/>
+        </w:rPr>
+        <w:t xml:space="preserve">: </w:t>
+      </w:r>
+      <w:r>
+        <w:rPr>
+          <w:rFonts w:ascii="Times New Roman" w:hAnsi="Times New Roman" w:eastAsia="Malgun Gothic"/>
+          <w:b w:val="0"/>
+          <w:i w:val="0"/>
+          <w:sz w:val="22"/>
+        </w:rPr>
+        <w:t>Si sale mal, también.</w:t>
       </w:r>
     </w:p>
     <w:p>
@@ -417,20 +607,39 @@
       <w:r>
         <w:rPr>
           <w:rFonts w:ascii="Times New Roman" w:hAnsi="Times New Roman" w:eastAsia="Malgun Gothic"/>
-          <w:b/>
-          <w:i w:val="0"/>
-          <w:sz w:val="22"/>
-        </w:rPr>
-        <w:t xml:space="preserve">Noelia: </w:t>
-      </w:r>
-      <w:r>
-        <w:rPr>
-          <w:rFonts w:ascii="Times New Roman" w:hAnsi="Times New Roman" w:eastAsia="Malgun Gothic"/>
-          <w:b w:val="0"/>
-          <w:i w:val="0"/>
-          <w:sz w:val="22"/>
-        </w:rPr>
-        <w:t>Si sale mal, también.</w:t>
+          <w:b w:val="0"/>
+          <w:i w:val="0"/>
+          <w:sz w:val="22"/>
+        </w:rPr>
+        <w:t xml:space="preserve">Íñigo </w:t>
+      </w:r>
+      <w:r>
+        <w:rPr>
+          <w:rFonts w:ascii="Times New Roman" w:hAnsi="Times New Roman" w:eastAsia="Malgun Gothic"/>
+          <w:b w:val="0"/>
+          <w:i/>
+          <w:color w:val="555555"/>
+          <w:sz w:val="22"/>
+        </w:rPr>
+        <w:t>(al teléfono)</w:t>
+      </w:r>
+      <w:r>
+        <w:rPr>
+          <w:rFonts w:ascii="Times New Roman" w:hAnsi="Times New Roman" w:eastAsia="Malgun Gothic"/>
+          <w:b w:val="0"/>
+          <w:i w:val="0"/>
+          <w:sz w:val="22"/>
+        </w:rPr>
+        <w:t xml:space="preserve">: </w:t>
+      </w:r>
+      <w:r>
+        <w:rPr>
+          <w:rFonts w:ascii="Times New Roman" w:hAnsi="Times New Roman" w:eastAsia="Malgun Gothic"/>
+          <w:b w:val="0"/>
+          <w:i w:val="0"/>
+          <w:sz w:val="22"/>
+        </w:rPr>
+        <w:t>Ánimo, Noelia. Lo vas a hacer muy bien.</w:t>
       </w:r>
     </w:p>
     <w:p>
@@ -440,20 +649,39 @@
       <w:r>
         <w:rPr>
           <w:rFonts w:ascii="Times New Roman" w:hAnsi="Times New Roman" w:eastAsia="Malgun Gothic"/>
-          <w:b/>
-          <w:i w:val="0"/>
-          <w:sz w:val="22"/>
-        </w:rPr>
-        <w:t xml:space="preserve">Íñigo: </w:t>
-      </w:r>
-      <w:r>
-        <w:rPr>
-          <w:rFonts w:ascii="Times New Roman" w:hAnsi="Times New Roman" w:eastAsia="Malgun Gothic"/>
-          <w:b w:val="0"/>
-          <w:i w:val="0"/>
-          <w:sz w:val="22"/>
-        </w:rPr>
-        <w:t>Ánimo, Noelia. Lo vas a hacer muy bien.</w:t>
+          <w:b w:val="0"/>
+          <w:i w:val="0"/>
+          <w:sz w:val="22"/>
+        </w:rPr>
+        <w:t xml:space="preserve">Noelia </w:t>
+      </w:r>
+      <w:r>
+        <w:rPr>
+          <w:rFonts w:ascii="Times New Roman" w:hAnsi="Times New Roman" w:eastAsia="Malgun Gothic"/>
+          <w:b w:val="0"/>
+          <w:i/>
+          <w:color w:val="555555"/>
+          <w:sz w:val="22"/>
+        </w:rPr>
+        <w:t>(al teléfono)</w:t>
+      </w:r>
+      <w:r>
+        <w:rPr>
+          <w:rFonts w:ascii="Times New Roman" w:hAnsi="Times New Roman" w:eastAsia="Malgun Gothic"/>
+          <w:b w:val="0"/>
+          <w:i w:val="0"/>
+          <w:sz w:val="22"/>
+        </w:rPr>
+        <w:t xml:space="preserve">: </w:t>
+      </w:r>
+      <w:r>
+        <w:rPr>
+          <w:rFonts w:ascii="Times New Roman" w:hAnsi="Times New Roman" w:eastAsia="Malgun Gothic"/>
+          <w:b w:val="0"/>
+          <w:i w:val="0"/>
+          <w:sz w:val="22"/>
+        </w:rPr>
+        <w:t>Ahora cuelga, que el pasillo te espera.</w:t>
       </w:r>
     </w:p>
     <w:p>
@@ -463,29 +691,6 @@
       <w:r>
         <w:rPr>
           <w:rFonts w:ascii="Times New Roman" w:hAnsi="Times New Roman" w:eastAsia="Malgun Gothic"/>
-          <w:b/>
-          <w:i w:val="0"/>
-          <w:sz w:val="22"/>
-        </w:rPr>
-        <w:t xml:space="preserve">Noelia: </w:t>
-      </w:r>
-      <w:r>
-        <w:rPr>
-          <w:rFonts w:ascii="Times New Roman" w:hAnsi="Times New Roman" w:eastAsia="Malgun Gothic"/>
-          <w:b w:val="0"/>
-          <w:i w:val="0"/>
-          <w:sz w:val="22"/>
-        </w:rPr>
-        <w:t>Ahora vete, que el pasillo te espera.</w:t>
-      </w:r>
-    </w:p>
-    <w:p>
-      <w:pPr>
-        <w:spacing w:before="0" w:after="110" w:line="300" w:lineRule="auto"/>
-      </w:pPr>
-      <w:r>
-        <w:rPr>
-          <w:rFonts w:ascii="Times New Roman" w:hAnsi="Times New Roman" w:eastAsia="Malgun Gothic"/>
           <w:b w:val="0"/>
           <w:i w:val="0"/>
           <w:sz w:val="22"/>
@@ -518,7 +723,7 @@
           <w:i w:val="0"/>
           <w:sz w:val="22"/>
         </w:rPr>
-        <w:t>Pasé el control con el frasco en el bolsillo del abrigo. Por primera vez en cuarenta y un vuelos, no me temblaron las manos en el despegue. Me temblaron un poco antes, en la cola.</w:t>
+        <w:t>Colgué cuando me tocó el mostrador. Por primera vez en cuarenta y un vuelos, no me temblaron las manos en el despegue. Me temblaron un poco antes, en la cola.</w:t>
       </w:r>
     </w:p>
     <w:p>
@@ -3189,7 +3394,7 @@
           <w:color w:val="1F3864"/>
           <w:sz w:val="26"/>
         </w:rPr>
-        <w:t>장면 5 — 12월 7일(월) 낮 12시 50분, T4 도착 홀: 마주 서다</w:t>
+        <w:t>장면 5 — 12월 7일(월) 낮 12시 35분, T4 수하물 수취대에서 도착 홀로: 끊지 않은 전화</w:t>
       </w:r>
     </w:p>
     <w:p>
@@ -3204,7 +3409,7 @@
           <w:color w:val="555555"/>
           <w:sz w:val="22"/>
         </w:rPr>
-        <w:t>(Lunes siete de diciembre, doce y cincuenta. Terminal 4, sala de llegadas. Las puertas automáticas se abren y se cierran. Entre las familias con globos y los conductores con carteles hay una mujer con un abrigo oscuro y un cartón doblado en la mano.)</w:t>
+        <w:t>(Lunes siete de diciembre, doce y treinta y cinco. Terminal 4. Íñigo, junto a la cinta de equipajes, enciende el móvil y ve una llamada perdida. Noelia está en la sala de llegadas, entre las familias con globos y los conductores con carteles, con el auricular puesto y un cartón doblado en la mano.)</w:t>
       </w:r>
     </w:p>
     <w:p>
@@ -3246,7 +3451,7 @@
           <w:i w:val="0"/>
           <w:sz w:val="22"/>
         </w:rPr>
-        <w:t>Aterricé a las doce y treinta y cinco. Pasé el control, recogí la maleta y salí por la puerta de llegadas con cuatro horas menos de sueño y un frasco de cuero en el bolsillo.</w:t>
+        <w:t>Aterricé a las doce y treinta y cinco. Pasé el control, fui a recoger la maleta y encendí el móvil. Había una llamada perdida.</w:t>
       </w:r>
     </w:p>
     <w:p>
@@ -3256,11 +3461,11 @@
       <w:r>
         <w:rPr>
           <w:rFonts w:ascii="Times New Roman" w:hAnsi="Times New Roman" w:eastAsia="Malgun Gothic"/>
-          <w:b/>
-          <w:i w:val="0"/>
-          <w:sz w:val="22"/>
-        </w:rPr>
-        <w:t xml:space="preserve">Noelia: </w:t>
+          <w:b w:val="0"/>
+          <w:i w:val="0"/>
+          <w:sz w:val="22"/>
+        </w:rPr>
+        <w:t xml:space="preserve">Íñigo </w:t>
       </w:r>
       <w:r>
         <w:rPr>
@@ -3270,16 +3475,25 @@
           <w:color w:val="555555"/>
           <w:sz w:val="22"/>
         </w:rPr>
-        <w:t>(levanta un cartel de cartón)</w:t>
-      </w:r>
-      <w:r>
-        <w:rPr>
-          <w:rFonts w:ascii="Times New Roman" w:hAnsi="Times New Roman" w:eastAsia="Malgun Gothic"/>
-          <w:b w:val="0"/>
-          <w:i w:val="0"/>
-          <w:sz w:val="22"/>
-        </w:rPr>
-        <w:t xml:space="preserve"> «Íñigo Arrieta. Notas de llegada».</w:t>
+        <w:t>(al teléfono)</w:t>
+      </w:r>
+      <w:r>
+        <w:rPr>
+          <w:rFonts w:ascii="Times New Roman" w:hAnsi="Times New Roman" w:eastAsia="Malgun Gothic"/>
+          <w:b w:val="0"/>
+          <w:i w:val="0"/>
+          <w:sz w:val="22"/>
+        </w:rPr>
+        <w:t xml:space="preserve">: </w:t>
+      </w:r>
+      <w:r>
+        <w:rPr>
+          <w:rFonts w:ascii="Times New Roman" w:hAnsi="Times New Roman" w:eastAsia="Malgun Gothic"/>
+          <w:b w:val="0"/>
+          <w:i w:val="0"/>
+          <w:sz w:val="22"/>
+        </w:rPr>
+        <w:t>¿Noelia? He visto tu llamada. Estoy cogiendo la maleta.</w:t>
       </w:r>
     </w:p>
     <w:p>
@@ -3289,20 +3503,39 @@
       <w:r>
         <w:rPr>
           <w:rFonts w:ascii="Times New Roman" w:hAnsi="Times New Roman" w:eastAsia="Malgun Gothic"/>
-          <w:b/>
-          <w:i w:val="0"/>
-          <w:sz w:val="22"/>
-        </w:rPr>
-        <w:t xml:space="preserve">Íñigo: </w:t>
-      </w:r>
-      <w:r>
-        <w:rPr>
-          <w:rFonts w:ascii="Times New Roman" w:hAnsi="Times New Roman" w:eastAsia="Malgun Gothic"/>
-          <w:b w:val="0"/>
-          <w:i w:val="0"/>
-          <w:sz w:val="22"/>
-        </w:rPr>
-        <w:t>¿Qué es eso?</w:t>
+          <w:b w:val="0"/>
+          <w:i w:val="0"/>
+          <w:sz w:val="22"/>
+        </w:rPr>
+        <w:t xml:space="preserve">Noelia </w:t>
+      </w:r>
+      <w:r>
+        <w:rPr>
+          <w:rFonts w:ascii="Times New Roman" w:hAnsi="Times New Roman" w:eastAsia="Malgun Gothic"/>
+          <w:b w:val="0"/>
+          <w:i/>
+          <w:color w:val="555555"/>
+          <w:sz w:val="22"/>
+        </w:rPr>
+        <w:t>(al teléfono)</w:t>
+      </w:r>
+      <w:r>
+        <w:rPr>
+          <w:rFonts w:ascii="Times New Roman" w:hAnsi="Times New Roman" w:eastAsia="Malgun Gothic"/>
+          <w:b w:val="0"/>
+          <w:i w:val="0"/>
+          <w:sz w:val="22"/>
+        </w:rPr>
+        <w:t xml:space="preserve">: </w:t>
+      </w:r>
+      <w:r>
+        <w:rPr>
+          <w:rFonts w:ascii="Times New Roman" w:hAnsi="Times New Roman" w:eastAsia="Malgun Gothic"/>
+          <w:b w:val="0"/>
+          <w:i w:val="0"/>
+          <w:sz w:val="22"/>
+        </w:rPr>
+        <w:t>Lo sé. He mirado la pantalla de llegadas: cinta cuatro.</w:t>
       </w:r>
     </w:p>
     <w:p>
@@ -3312,20 +3545,39 @@
       <w:r>
         <w:rPr>
           <w:rFonts w:ascii="Times New Roman" w:hAnsi="Times New Roman" w:eastAsia="Malgun Gothic"/>
-          <w:b/>
-          <w:i w:val="0"/>
-          <w:sz w:val="22"/>
-        </w:rPr>
-        <w:t xml:space="preserve">Noelia: </w:t>
-      </w:r>
-      <w:r>
-        <w:rPr>
-          <w:rFonts w:ascii="Times New Roman" w:hAnsi="Times New Roman" w:eastAsia="Malgun Gothic"/>
-          <w:b w:val="0"/>
-          <w:i w:val="0"/>
-          <w:sz w:val="22"/>
-        </w:rPr>
-        <w:t>Un cartel. Así reciben a los clientes importantes.</w:t>
+          <w:b w:val="0"/>
+          <w:i w:val="0"/>
+          <w:sz w:val="22"/>
+        </w:rPr>
+        <w:t xml:space="preserve">Íñigo </w:t>
+      </w:r>
+      <w:r>
+        <w:rPr>
+          <w:rFonts w:ascii="Times New Roman" w:hAnsi="Times New Roman" w:eastAsia="Malgun Gothic"/>
+          <w:b w:val="0"/>
+          <w:i/>
+          <w:color w:val="555555"/>
+          <w:sz w:val="22"/>
+        </w:rPr>
+        <w:t>(al teléfono)</w:t>
+      </w:r>
+      <w:r>
+        <w:rPr>
+          <w:rFonts w:ascii="Times New Roman" w:hAnsi="Times New Roman" w:eastAsia="Malgun Gothic"/>
+          <w:b w:val="0"/>
+          <w:i w:val="0"/>
+          <w:sz w:val="22"/>
+        </w:rPr>
+        <w:t xml:space="preserve">: </w:t>
+      </w:r>
+      <w:r>
+        <w:rPr>
+          <w:rFonts w:ascii="Times New Roman" w:hAnsi="Times New Roman" w:eastAsia="Malgun Gothic"/>
+          <w:b w:val="0"/>
+          <w:i w:val="0"/>
+          <w:sz w:val="22"/>
+        </w:rPr>
+        <w:t>Pero los lunes libras.</w:t>
       </w:r>
     </w:p>
     <w:p>
@@ -3335,20 +3587,39 @@
       <w:r>
         <w:rPr>
           <w:rFonts w:ascii="Times New Roman" w:hAnsi="Times New Roman" w:eastAsia="Malgun Gothic"/>
-          <w:b/>
-          <w:i w:val="0"/>
-          <w:sz w:val="22"/>
-        </w:rPr>
-        <w:t xml:space="preserve">Íñigo: </w:t>
-      </w:r>
-      <w:r>
-        <w:rPr>
-          <w:rFonts w:ascii="Times New Roman" w:hAnsi="Times New Roman" w:eastAsia="Malgun Gothic"/>
-          <w:b w:val="0"/>
-          <w:i w:val="0"/>
-          <w:sz w:val="22"/>
-        </w:rPr>
-        <w:t>Yo no soy un cliente importante.</w:t>
+          <w:b w:val="0"/>
+          <w:i w:val="0"/>
+          <w:sz w:val="22"/>
+        </w:rPr>
+        <w:t xml:space="preserve">Noelia </w:t>
+      </w:r>
+      <w:r>
+        <w:rPr>
+          <w:rFonts w:ascii="Times New Roman" w:hAnsi="Times New Roman" w:eastAsia="Malgun Gothic"/>
+          <w:b w:val="0"/>
+          <w:i/>
+          <w:color w:val="555555"/>
+          <w:sz w:val="22"/>
+        </w:rPr>
+        <w:t>(al teléfono)</w:t>
+      </w:r>
+      <w:r>
+        <w:rPr>
+          <w:rFonts w:ascii="Times New Roman" w:hAnsi="Times New Roman" w:eastAsia="Malgun Gothic"/>
+          <w:b w:val="0"/>
+          <w:i w:val="0"/>
+          <w:sz w:val="22"/>
+        </w:rPr>
+        <w:t xml:space="preserve">: </w:t>
+      </w:r>
+      <w:r>
+        <w:rPr>
+          <w:rFonts w:ascii="Times New Roman" w:hAnsi="Times New Roman" w:eastAsia="Malgun Gothic"/>
+          <w:b w:val="0"/>
+          <w:i w:val="0"/>
+          <w:sz w:val="22"/>
+        </w:rPr>
+        <w:t>Por eso estoy aquí.</w:t>
       </w:r>
     </w:p>
     <w:p>
@@ -3358,20 +3629,39 @@
       <w:r>
         <w:rPr>
           <w:rFonts w:ascii="Times New Roman" w:hAnsi="Times New Roman" w:eastAsia="Malgun Gothic"/>
-          <w:b/>
-          <w:i w:val="0"/>
-          <w:sz w:val="22"/>
-        </w:rPr>
-        <w:t xml:space="preserve">Noelia: </w:t>
-      </w:r>
-      <w:r>
-        <w:rPr>
-          <w:rFonts w:ascii="Times New Roman" w:hAnsi="Times New Roman" w:eastAsia="Malgun Gothic"/>
-          <w:b w:val="0"/>
-          <w:i w:val="0"/>
-          <w:sz w:val="22"/>
-        </w:rPr>
-        <w:t>Hoy sí.</w:t>
+          <w:b w:val="0"/>
+          <w:i w:val="0"/>
+          <w:sz w:val="22"/>
+        </w:rPr>
+        <w:t xml:space="preserve">Íñigo </w:t>
+      </w:r>
+      <w:r>
+        <w:rPr>
+          <w:rFonts w:ascii="Times New Roman" w:hAnsi="Times New Roman" w:eastAsia="Malgun Gothic"/>
+          <w:b w:val="0"/>
+          <w:i/>
+          <w:color w:val="555555"/>
+          <w:sz w:val="22"/>
+        </w:rPr>
+        <w:t>(al teléfono)</w:t>
+      </w:r>
+      <w:r>
+        <w:rPr>
+          <w:rFonts w:ascii="Times New Roman" w:hAnsi="Times New Roman" w:eastAsia="Malgun Gothic"/>
+          <w:b w:val="0"/>
+          <w:i w:val="0"/>
+          <w:sz w:val="22"/>
+        </w:rPr>
+        <w:t xml:space="preserve">: </w:t>
+      </w:r>
+      <w:r>
+        <w:rPr>
+          <w:rFonts w:ascii="Times New Roman" w:hAnsi="Times New Roman" w:eastAsia="Malgun Gothic"/>
+          <w:b w:val="0"/>
+          <w:i w:val="0"/>
+          <w:sz w:val="22"/>
+        </w:rPr>
+        <w:t>¿Dónde es «aquí»?</w:t>
       </w:r>
     </w:p>
     <w:p>
@@ -3381,20 +3671,39 @@
       <w:r>
         <w:rPr>
           <w:rFonts w:ascii="Times New Roman" w:hAnsi="Times New Roman" w:eastAsia="Malgun Gothic"/>
-          <w:b/>
-          <w:i w:val="0"/>
-          <w:sz w:val="22"/>
-        </w:rPr>
-        <w:t xml:space="preserve">Íñigo: </w:t>
-      </w:r>
-      <w:r>
-        <w:rPr>
-          <w:rFonts w:ascii="Times New Roman" w:hAnsi="Times New Roman" w:eastAsia="Malgun Gothic"/>
-          <w:b w:val="0"/>
-          <w:i w:val="0"/>
-          <w:sz w:val="22"/>
-        </w:rPr>
-        <w:t>Pensé que los lunes librabas.</w:t>
+          <w:b w:val="0"/>
+          <w:i w:val="0"/>
+          <w:sz w:val="22"/>
+        </w:rPr>
+        <w:t xml:space="preserve">Noelia </w:t>
+      </w:r>
+      <w:r>
+        <w:rPr>
+          <w:rFonts w:ascii="Times New Roman" w:hAnsi="Times New Roman" w:eastAsia="Malgun Gothic"/>
+          <w:b w:val="0"/>
+          <w:i/>
+          <w:color w:val="555555"/>
+          <w:sz w:val="22"/>
+        </w:rPr>
+        <w:t>(al teléfono)</w:t>
+      </w:r>
+      <w:r>
+        <w:rPr>
+          <w:rFonts w:ascii="Times New Roman" w:hAnsi="Times New Roman" w:eastAsia="Malgun Gothic"/>
+          <w:b w:val="0"/>
+          <w:i w:val="0"/>
+          <w:sz w:val="22"/>
+        </w:rPr>
+        <w:t xml:space="preserve">: </w:t>
+      </w:r>
+      <w:r>
+        <w:rPr>
+          <w:rFonts w:ascii="Times New Roman" w:hAnsi="Times New Roman" w:eastAsia="Malgun Gothic"/>
+          <w:b w:val="0"/>
+          <w:i w:val="0"/>
+          <w:sz w:val="22"/>
+        </w:rPr>
+        <w:t>En llegadas. Con un cartel.</w:t>
       </w:r>
     </w:p>
     <w:p>
@@ -3404,20 +3713,39 @@
       <w:r>
         <w:rPr>
           <w:rFonts w:ascii="Times New Roman" w:hAnsi="Times New Roman" w:eastAsia="Malgun Gothic"/>
-          <w:b/>
-          <w:i w:val="0"/>
-          <w:sz w:val="22"/>
-        </w:rPr>
-        <w:t xml:space="preserve">Noelia: </w:t>
-      </w:r>
-      <w:r>
-        <w:rPr>
-          <w:rFonts w:ascii="Times New Roman" w:hAnsi="Times New Roman" w:eastAsia="Malgun Gothic"/>
-          <w:b w:val="0"/>
-          <w:i w:val="0"/>
-          <w:sz w:val="22"/>
-        </w:rPr>
-        <w:t>Por eso estoy aquí.</w:t>
+          <w:b w:val="0"/>
+          <w:i w:val="0"/>
+          <w:sz w:val="22"/>
+        </w:rPr>
+        <w:t xml:space="preserve">Íñigo </w:t>
+      </w:r>
+      <w:r>
+        <w:rPr>
+          <w:rFonts w:ascii="Times New Roman" w:hAnsi="Times New Roman" w:eastAsia="Malgun Gothic"/>
+          <w:b w:val="0"/>
+          <w:i/>
+          <w:color w:val="555555"/>
+          <w:sz w:val="22"/>
+        </w:rPr>
+        <w:t>(al teléfono)</w:t>
+      </w:r>
+      <w:r>
+        <w:rPr>
+          <w:rFonts w:ascii="Times New Roman" w:hAnsi="Times New Roman" w:eastAsia="Malgun Gothic"/>
+          <w:b w:val="0"/>
+          <w:i w:val="0"/>
+          <w:sz w:val="22"/>
+        </w:rPr>
+        <w:t xml:space="preserve">: </w:t>
+      </w:r>
+      <w:r>
+        <w:rPr>
+          <w:rFonts w:ascii="Times New Roman" w:hAnsi="Times New Roman" w:eastAsia="Malgun Gothic"/>
+          <w:b w:val="0"/>
+          <w:i w:val="0"/>
+          <w:sz w:val="22"/>
+        </w:rPr>
+        <w:t>¿Qué cartel?</w:t>
       </w:r>
     </w:p>
     <w:p>
@@ -3427,20 +3755,11 @@
       <w:r>
         <w:rPr>
           <w:rFonts w:ascii="Times New Roman" w:hAnsi="Times New Roman" w:eastAsia="Malgun Gothic"/>
-          <w:b/>
-          <w:i w:val="0"/>
-          <w:sz w:val="22"/>
-        </w:rPr>
-        <w:t xml:space="preserve">Íñigo: </w:t>
-      </w:r>
-      <w:r>
-        <w:rPr>
-          <w:rFonts w:ascii="Times New Roman" w:hAnsi="Times New Roman" w:eastAsia="Malgun Gothic"/>
-          <w:b w:val="0"/>
-          <w:i w:val="0"/>
-          <w:sz w:val="22"/>
-        </w:rPr>
-        <w:t xml:space="preserve">Te traigo una cosa. </w:t>
+          <w:b w:val="0"/>
+          <w:i w:val="0"/>
+          <w:sz w:val="22"/>
+        </w:rPr>
+        <w:t xml:space="preserve">Noelia </w:t>
       </w:r>
       <w:r>
         <w:rPr>
@@ -3450,16 +3769,25 @@
           <w:color w:val="555555"/>
           <w:sz w:val="22"/>
         </w:rPr>
-        <w:t>(abre la maleta; saca un paquete)</w:t>
-      </w:r>
-      <w:r>
-        <w:rPr>
-          <w:rFonts w:ascii="Times New Roman" w:hAnsi="Times New Roman" w:eastAsia="Malgun Gothic"/>
-          <w:b w:val="0"/>
-          <w:i w:val="0"/>
-          <w:sz w:val="22"/>
-        </w:rPr>
-        <w:t xml:space="preserve"> Mezcla para pão de queijo. Y café de Minas.</w:t>
+        <w:t>(al teléfono)</w:t>
+      </w:r>
+      <w:r>
+        <w:rPr>
+          <w:rFonts w:ascii="Times New Roman" w:hAnsi="Times New Roman" w:eastAsia="Malgun Gothic"/>
+          <w:b w:val="0"/>
+          <w:i w:val="0"/>
+          <w:sz w:val="22"/>
+        </w:rPr>
+        <w:t xml:space="preserve">: </w:t>
+      </w:r>
+      <w:r>
+        <w:rPr>
+          <w:rFonts w:ascii="Times New Roman" w:hAnsi="Times New Roman" w:eastAsia="Malgun Gothic"/>
+          <w:b w:val="0"/>
+          <w:i w:val="0"/>
+          <w:sz w:val="22"/>
+        </w:rPr>
+        <w:t>«Íñigo Arrieta. Notas de llegada». Así reciben a los clientes importantes.</w:t>
       </w:r>
     </w:p>
     <w:p>
@@ -3469,20 +3797,39 @@
       <w:r>
         <w:rPr>
           <w:rFonts w:ascii="Times New Roman" w:hAnsi="Times New Roman" w:eastAsia="Malgun Gothic"/>
-          <w:b/>
-          <w:i w:val="0"/>
-          <w:sz w:val="22"/>
-        </w:rPr>
-        <w:t xml:space="preserve">Noelia: </w:t>
-      </w:r>
-      <w:r>
-        <w:rPr>
-          <w:rFonts w:ascii="Times New Roman" w:hAnsi="Times New Roman" w:eastAsia="Malgun Gothic"/>
-          <w:b w:val="0"/>
-          <w:i w:val="0"/>
-          <w:sz w:val="22"/>
-        </w:rPr>
-        <w:t>¿Eso es queso?</w:t>
+          <w:b w:val="0"/>
+          <w:i w:val="0"/>
+          <w:sz w:val="22"/>
+        </w:rPr>
+        <w:t xml:space="preserve">Íñigo </w:t>
+      </w:r>
+      <w:r>
+        <w:rPr>
+          <w:rFonts w:ascii="Times New Roman" w:hAnsi="Times New Roman" w:eastAsia="Malgun Gothic"/>
+          <w:b w:val="0"/>
+          <w:i/>
+          <w:color w:val="555555"/>
+          <w:sz w:val="22"/>
+        </w:rPr>
+        <w:t>(al teléfono)</w:t>
+      </w:r>
+      <w:r>
+        <w:rPr>
+          <w:rFonts w:ascii="Times New Roman" w:hAnsi="Times New Roman" w:eastAsia="Malgun Gothic"/>
+          <w:b w:val="0"/>
+          <w:i w:val="0"/>
+          <w:sz w:val="22"/>
+        </w:rPr>
+        <w:t xml:space="preserve">: </w:t>
+      </w:r>
+      <w:r>
+        <w:rPr>
+          <w:rFonts w:ascii="Times New Roman" w:hAnsi="Times New Roman" w:eastAsia="Malgun Gothic"/>
+          <w:b w:val="0"/>
+          <w:i w:val="0"/>
+          <w:sz w:val="22"/>
+        </w:rPr>
+        <w:t>Yo no soy un cliente importante.</w:t>
       </w:r>
     </w:p>
     <w:p>
@@ -3492,20 +3839,39 @@
       <w:r>
         <w:rPr>
           <w:rFonts w:ascii="Times New Roman" w:hAnsi="Times New Roman" w:eastAsia="Malgun Gothic"/>
-          <w:b/>
-          <w:i w:val="0"/>
-          <w:sz w:val="22"/>
-        </w:rPr>
-        <w:t xml:space="preserve">Íñigo: </w:t>
-      </w:r>
-      <w:r>
-        <w:rPr>
-          <w:rFonts w:ascii="Times New Roman" w:hAnsi="Times New Roman" w:eastAsia="Malgun Gothic"/>
-          <w:b w:val="0"/>
-          <w:i w:val="0"/>
-          <w:sz w:val="22"/>
-        </w:rPr>
-        <w:t>Es pan de queso. Es lo más parecido que he encontrado a un abrazo en caja.</w:t>
+          <w:b w:val="0"/>
+          <w:i w:val="0"/>
+          <w:sz w:val="22"/>
+        </w:rPr>
+        <w:t xml:space="preserve">Noelia </w:t>
+      </w:r>
+      <w:r>
+        <w:rPr>
+          <w:rFonts w:ascii="Times New Roman" w:hAnsi="Times New Roman" w:eastAsia="Malgun Gothic"/>
+          <w:b w:val="0"/>
+          <w:i/>
+          <w:color w:val="555555"/>
+          <w:sz w:val="22"/>
+        </w:rPr>
+        <w:t>(al teléfono)</w:t>
+      </w:r>
+      <w:r>
+        <w:rPr>
+          <w:rFonts w:ascii="Times New Roman" w:hAnsi="Times New Roman" w:eastAsia="Malgun Gothic"/>
+          <w:b w:val="0"/>
+          <w:i w:val="0"/>
+          <w:sz w:val="22"/>
+        </w:rPr>
+        <w:t xml:space="preserve">: </w:t>
+      </w:r>
+      <w:r>
+        <w:rPr>
+          <w:rFonts w:ascii="Times New Roman" w:hAnsi="Times New Roman" w:eastAsia="Malgun Gothic"/>
+          <w:b w:val="0"/>
+          <w:i w:val="0"/>
+          <w:sz w:val="22"/>
+        </w:rPr>
+        <w:t>Hoy sí.</w:t>
       </w:r>
     </w:p>
     <w:p>
@@ -3515,20 +3881,11 @@
       <w:r>
         <w:rPr>
           <w:rFonts w:ascii="Times New Roman" w:hAnsi="Times New Roman" w:eastAsia="Malgun Gothic"/>
-          <w:b/>
-          <w:i w:val="0"/>
-          <w:sz w:val="22"/>
-        </w:rPr>
-        <w:t xml:space="preserve">Noelia: </w:t>
-      </w:r>
-      <w:r>
-        <w:rPr>
-          <w:rFonts w:ascii="Times New Roman" w:hAnsi="Times New Roman" w:eastAsia="Malgun Gothic"/>
-          <w:b w:val="0"/>
-          <w:i w:val="0"/>
-          <w:sz w:val="22"/>
-        </w:rPr>
-        <w:t xml:space="preserve">Gracias. </w:t>
+          <w:b w:val="0"/>
+          <w:i w:val="0"/>
+          <w:sz w:val="22"/>
+        </w:rPr>
+        <w:t xml:space="preserve">Íñigo </w:t>
       </w:r>
       <w:r>
         <w:rPr>
@@ -3538,16 +3895,25 @@
           <w:color w:val="555555"/>
           <w:sz w:val="22"/>
         </w:rPr>
-        <w:t>(lo guarda)</w:t>
-      </w:r>
-      <w:r>
-        <w:rPr>
-          <w:rFonts w:ascii="Times New Roman" w:hAnsi="Times New Roman" w:eastAsia="Malgun Gothic"/>
-          <w:b w:val="0"/>
-          <w:i w:val="0"/>
-          <w:sz w:val="22"/>
-        </w:rPr>
-        <w:t xml:space="preserve"> Te toca.</w:t>
+        <w:t>(al teléfono)</w:t>
+      </w:r>
+      <w:r>
+        <w:rPr>
+          <w:rFonts w:ascii="Times New Roman" w:hAnsi="Times New Roman" w:eastAsia="Malgun Gothic"/>
+          <w:b w:val="0"/>
+          <w:i w:val="0"/>
+          <w:sz w:val="22"/>
+        </w:rPr>
+        <w:t xml:space="preserve">: </w:t>
+      </w:r>
+      <w:r>
+        <w:rPr>
+          <w:rFonts w:ascii="Times New Roman" w:hAnsi="Times New Roman" w:eastAsia="Malgun Gothic"/>
+          <w:b w:val="0"/>
+          <w:i w:val="0"/>
+          <w:sz w:val="22"/>
+        </w:rPr>
+        <w:t>Te traigo una cosa: mezcla para pão de queijo y café de Minas.</w:t>
       </w:r>
     </w:p>
     <w:p>
@@ -3557,11 +3923,11 @@
       <w:r>
         <w:rPr>
           <w:rFonts w:ascii="Times New Roman" w:hAnsi="Times New Roman" w:eastAsia="Malgun Gothic"/>
-          <w:b/>
-          <w:i w:val="0"/>
-          <w:sz w:val="22"/>
-        </w:rPr>
-        <w:t xml:space="preserve">Íñigo: </w:t>
+          <w:b w:val="0"/>
+          <w:i w:val="0"/>
+          <w:sz w:val="22"/>
+        </w:rPr>
+        <w:t xml:space="preserve">Noelia </w:t>
       </w:r>
       <w:r>
         <w:rPr>
@@ -3571,16 +3937,25 @@
           <w:color w:val="555555"/>
           <w:sz w:val="22"/>
         </w:rPr>
-        <w:t>(saca el frasco)</w:t>
-      </w:r>
-      <w:r>
-        <w:rPr>
-          <w:rFonts w:ascii="Times New Roman" w:hAnsi="Times New Roman" w:eastAsia="Malgun Gothic"/>
-          <w:b w:val="0"/>
-          <w:i w:val="0"/>
-          <w:sz w:val="22"/>
-        </w:rPr>
-        <w:t xml:space="preserve"> Te devuelvo el préstamo.</w:t>
+        <w:t>(al teléfono)</w:t>
+      </w:r>
+      <w:r>
+        <w:rPr>
+          <w:rFonts w:ascii="Times New Roman" w:hAnsi="Times New Roman" w:eastAsia="Malgun Gothic"/>
+          <w:b w:val="0"/>
+          <w:i w:val="0"/>
+          <w:sz w:val="22"/>
+        </w:rPr>
+        <w:t xml:space="preserve">: </w:t>
+      </w:r>
+      <w:r>
+        <w:rPr>
+          <w:rFonts w:ascii="Times New Roman" w:hAnsi="Times New Roman" w:eastAsia="Malgun Gothic"/>
+          <w:b w:val="0"/>
+          <w:i w:val="0"/>
+          <w:sz w:val="22"/>
+        </w:rPr>
+        <w:t>¿Eso es queso?</w:t>
       </w:r>
     </w:p>
     <w:p>
@@ -3590,11 +3965,11 @@
       <w:r>
         <w:rPr>
           <w:rFonts w:ascii="Times New Roman" w:hAnsi="Times New Roman" w:eastAsia="Malgun Gothic"/>
-          <w:b/>
-          <w:i w:val="0"/>
-          <w:sz w:val="22"/>
-        </w:rPr>
-        <w:t xml:space="preserve">Noelia: </w:t>
+          <w:b w:val="0"/>
+          <w:i w:val="0"/>
+          <w:sz w:val="22"/>
+        </w:rPr>
+        <w:t xml:space="preserve">Íñigo </w:t>
       </w:r>
       <w:r>
         <w:rPr>
@@ -3604,16 +3979,25 @@
           <w:color w:val="555555"/>
           <w:sz w:val="22"/>
         </w:rPr>
-        <w:t>(lo mira sin cogerlo)</w:t>
-      </w:r>
-      <w:r>
-        <w:rPr>
-          <w:rFonts w:ascii="Times New Roman" w:hAnsi="Times New Roman" w:eastAsia="Malgun Gothic"/>
-          <w:b w:val="0"/>
-          <w:i w:val="0"/>
-          <w:sz w:val="22"/>
-        </w:rPr>
-        <w:t xml:space="preserve"> ¿Huele distinto?</w:t>
+        <w:t>(al teléfono)</w:t>
+      </w:r>
+      <w:r>
+        <w:rPr>
+          <w:rFonts w:ascii="Times New Roman" w:hAnsi="Times New Roman" w:eastAsia="Malgun Gothic"/>
+          <w:b w:val="0"/>
+          <w:i w:val="0"/>
+          <w:sz w:val="22"/>
+        </w:rPr>
+        <w:t xml:space="preserve">: </w:t>
+      </w:r>
+      <w:r>
+        <w:rPr>
+          <w:rFonts w:ascii="Times New Roman" w:hAnsi="Times New Roman" w:eastAsia="Malgun Gothic"/>
+          <w:b w:val="0"/>
+          <w:i w:val="0"/>
+          <w:sz w:val="22"/>
+        </w:rPr>
+        <w:t>Es pan de queso. Lo más parecido que he encontrado a un abrazo en caja.</w:t>
       </w:r>
     </w:p>
     <w:p>
@@ -3623,20 +4007,39 @@
       <w:r>
         <w:rPr>
           <w:rFonts w:ascii="Times New Roman" w:hAnsi="Times New Roman" w:eastAsia="Malgun Gothic"/>
-          <w:b/>
-          <w:i w:val="0"/>
-          <w:sz w:val="22"/>
-        </w:rPr>
-        <w:t xml:space="preserve">Íñigo: </w:t>
-      </w:r>
-      <w:r>
-        <w:rPr>
-          <w:rFonts w:ascii="Times New Roman" w:hAnsi="Times New Roman" w:eastAsia="Malgun Gothic"/>
-          <w:b w:val="0"/>
-          <w:i w:val="0"/>
-          <w:sz w:val="22"/>
-        </w:rPr>
-        <w:t>Huele a São Paulo, a taxi, a doce horas de vuelo y a una llamada por la tarde.</w:t>
+          <w:b w:val="0"/>
+          <w:i w:val="0"/>
+          <w:sz w:val="22"/>
+        </w:rPr>
+        <w:t xml:space="preserve">Noelia </w:t>
+      </w:r>
+      <w:r>
+        <w:rPr>
+          <w:rFonts w:ascii="Times New Roman" w:hAnsi="Times New Roman" w:eastAsia="Malgun Gothic"/>
+          <w:b w:val="0"/>
+          <w:i/>
+          <w:color w:val="555555"/>
+          <w:sz w:val="22"/>
+        </w:rPr>
+        <w:t>(al teléfono)</w:t>
+      </w:r>
+      <w:r>
+        <w:rPr>
+          <w:rFonts w:ascii="Times New Roman" w:hAnsi="Times New Roman" w:eastAsia="Malgun Gothic"/>
+          <w:b w:val="0"/>
+          <w:i w:val="0"/>
+          <w:sz w:val="22"/>
+        </w:rPr>
+        <w:t xml:space="preserve">: </w:t>
+      </w:r>
+      <w:r>
+        <w:rPr>
+          <w:rFonts w:ascii="Times New Roman" w:hAnsi="Times New Roman" w:eastAsia="Malgun Gothic"/>
+          <w:b w:val="0"/>
+          <w:i w:val="0"/>
+          <w:sz w:val="22"/>
+        </w:rPr>
+        <w:t>Gracias. ¿Y el frasco?</w:t>
       </w:r>
     </w:p>
     <w:p>
@@ -3646,20 +4049,39 @@
       <w:r>
         <w:rPr>
           <w:rFonts w:ascii="Times New Roman" w:hAnsi="Times New Roman" w:eastAsia="Malgun Gothic"/>
-          <w:b/>
-          <w:i w:val="0"/>
-          <w:sz w:val="22"/>
-        </w:rPr>
-        <w:t xml:space="preserve">Noelia: </w:t>
-      </w:r>
-      <w:r>
-        <w:rPr>
-          <w:rFonts w:ascii="Times New Roman" w:hAnsi="Times New Roman" w:eastAsia="Malgun Gothic"/>
-          <w:b w:val="0"/>
-          <w:i w:val="0"/>
-          <w:sz w:val="22"/>
-        </w:rPr>
-        <w:t>Entonces no te lo quito. Se queda contigo hasta que yo apruebe.</w:t>
+          <w:b w:val="0"/>
+          <w:i w:val="0"/>
+          <w:sz w:val="22"/>
+        </w:rPr>
+        <w:t xml:space="preserve">Íñigo </w:t>
+      </w:r>
+      <w:r>
+        <w:rPr>
+          <w:rFonts w:ascii="Times New Roman" w:hAnsi="Times New Roman" w:eastAsia="Malgun Gothic"/>
+          <w:b w:val="0"/>
+          <w:i/>
+          <w:color w:val="555555"/>
+          <w:sz w:val="22"/>
+        </w:rPr>
+        <w:t>(al teléfono)</w:t>
+      </w:r>
+      <w:r>
+        <w:rPr>
+          <w:rFonts w:ascii="Times New Roman" w:hAnsi="Times New Roman" w:eastAsia="Malgun Gothic"/>
+          <w:b w:val="0"/>
+          <w:i w:val="0"/>
+          <w:sz w:val="22"/>
+        </w:rPr>
+        <w:t xml:space="preserve">: </w:t>
+      </w:r>
+      <w:r>
+        <w:rPr>
+          <w:rFonts w:ascii="Times New Roman" w:hAnsi="Times New Roman" w:eastAsia="Malgun Gothic"/>
+          <w:b w:val="0"/>
+          <w:i w:val="0"/>
+          <w:sz w:val="22"/>
+        </w:rPr>
+        <w:t>En el bolsillo. Te lo devuelvo hoy.</w:t>
       </w:r>
     </w:p>
     <w:p>
@@ -3669,20 +4091,39 @@
       <w:r>
         <w:rPr>
           <w:rFonts w:ascii="Times New Roman" w:hAnsi="Times New Roman" w:eastAsia="Malgun Gothic"/>
-          <w:b/>
-          <w:i w:val="0"/>
-          <w:sz w:val="22"/>
-        </w:rPr>
-        <w:t xml:space="preserve">Íñigo: </w:t>
-      </w:r>
-      <w:r>
-        <w:rPr>
-          <w:rFonts w:ascii="Times New Roman" w:hAnsi="Times New Roman" w:eastAsia="Malgun Gothic"/>
-          <w:b w:val="0"/>
-          <w:i w:val="0"/>
-          <w:sz w:val="22"/>
-        </w:rPr>
-        <w:t>¿Y si apruebas en febrero?</w:t>
+          <w:b w:val="0"/>
+          <w:i w:val="0"/>
+          <w:sz w:val="22"/>
+        </w:rPr>
+        <w:t xml:space="preserve">Noelia </w:t>
+      </w:r>
+      <w:r>
+        <w:rPr>
+          <w:rFonts w:ascii="Times New Roman" w:hAnsi="Times New Roman" w:eastAsia="Malgun Gothic"/>
+          <w:b w:val="0"/>
+          <w:i/>
+          <w:color w:val="555555"/>
+          <w:sz w:val="22"/>
+        </w:rPr>
+        <w:t>(al teléfono)</w:t>
+      </w:r>
+      <w:r>
+        <w:rPr>
+          <w:rFonts w:ascii="Times New Roman" w:hAnsi="Times New Roman" w:eastAsia="Malgun Gothic"/>
+          <w:b w:val="0"/>
+          <w:i w:val="0"/>
+          <w:sz w:val="22"/>
+        </w:rPr>
+        <w:t xml:space="preserve">: </w:t>
+      </w:r>
+      <w:r>
+        <w:rPr>
+          <w:rFonts w:ascii="Times New Roman" w:hAnsi="Times New Roman" w:eastAsia="Malgun Gothic"/>
+          <w:b w:val="0"/>
+          <w:i w:val="0"/>
+          <w:sz w:val="22"/>
+        </w:rPr>
+        <w:t>No. Se queda contigo hasta que yo apruebe.</w:t>
       </w:r>
     </w:p>
     <w:p>
@@ -3692,20 +4133,39 @@
       <w:r>
         <w:rPr>
           <w:rFonts w:ascii="Times New Roman" w:hAnsi="Times New Roman" w:eastAsia="Malgun Gothic"/>
-          <w:b/>
-          <w:i w:val="0"/>
-          <w:sz w:val="22"/>
-        </w:rPr>
-        <w:t xml:space="preserve">Noelia: </w:t>
-      </w:r>
-      <w:r>
-        <w:rPr>
-          <w:rFonts w:ascii="Times New Roman" w:hAnsi="Times New Roman" w:eastAsia="Malgun Gothic"/>
-          <w:b w:val="0"/>
-          <w:i w:val="0"/>
-          <w:sz w:val="22"/>
-        </w:rPr>
-        <w:t>Entonces vendrás a devolvérmelo a la tienda, con un cartel.</w:t>
+          <w:b w:val="0"/>
+          <w:i w:val="0"/>
+          <w:sz w:val="22"/>
+        </w:rPr>
+        <w:t xml:space="preserve">Íñigo </w:t>
+      </w:r>
+      <w:r>
+        <w:rPr>
+          <w:rFonts w:ascii="Times New Roman" w:hAnsi="Times New Roman" w:eastAsia="Malgun Gothic"/>
+          <w:b w:val="0"/>
+          <w:i/>
+          <w:color w:val="555555"/>
+          <w:sz w:val="22"/>
+        </w:rPr>
+        <w:t>(al teléfono)</w:t>
+      </w:r>
+      <w:r>
+        <w:rPr>
+          <w:rFonts w:ascii="Times New Roman" w:hAnsi="Times New Roman" w:eastAsia="Malgun Gothic"/>
+          <w:b w:val="0"/>
+          <w:i w:val="0"/>
+          <w:sz w:val="22"/>
+        </w:rPr>
+        <w:t xml:space="preserve">: </w:t>
+      </w:r>
+      <w:r>
+        <w:rPr>
+          <w:rFonts w:ascii="Times New Roman" w:hAnsi="Times New Roman" w:eastAsia="Malgun Gothic"/>
+          <w:b w:val="0"/>
+          <w:i w:val="0"/>
+          <w:sz w:val="22"/>
+        </w:rPr>
+        <w:t>¿Y si apruebas en febrero?</w:t>
       </w:r>
     </w:p>
     <w:p>
@@ -3715,20 +4175,39 @@
       <w:r>
         <w:rPr>
           <w:rFonts w:ascii="Times New Roman" w:hAnsi="Times New Roman" w:eastAsia="Malgun Gothic"/>
-          <w:b/>
-          <w:i w:val="0"/>
-          <w:sz w:val="22"/>
-        </w:rPr>
-        <w:t xml:space="preserve">Íñigo: </w:t>
-      </w:r>
-      <w:r>
-        <w:rPr>
-          <w:rFonts w:ascii="Times New Roman" w:hAnsi="Times New Roman" w:eastAsia="Malgun Gothic"/>
-          <w:b w:val="0"/>
-          <w:i w:val="0"/>
-          <w:sz w:val="22"/>
-        </w:rPr>
-        <w:t>Hoy no tengo diez minutos.</w:t>
+          <w:b w:val="0"/>
+          <w:i w:val="0"/>
+          <w:sz w:val="22"/>
+        </w:rPr>
+        <w:t xml:space="preserve">Noelia </w:t>
+      </w:r>
+      <w:r>
+        <w:rPr>
+          <w:rFonts w:ascii="Times New Roman" w:hAnsi="Times New Roman" w:eastAsia="Malgun Gothic"/>
+          <w:b w:val="0"/>
+          <w:i/>
+          <w:color w:val="555555"/>
+          <w:sz w:val="22"/>
+        </w:rPr>
+        <w:t>(al teléfono)</w:t>
+      </w:r>
+      <w:r>
+        <w:rPr>
+          <w:rFonts w:ascii="Times New Roman" w:hAnsi="Times New Roman" w:eastAsia="Malgun Gothic"/>
+          <w:b w:val="0"/>
+          <w:i w:val="0"/>
+          <w:sz w:val="22"/>
+        </w:rPr>
+        <w:t xml:space="preserve">: </w:t>
+      </w:r>
+      <w:r>
+        <w:rPr>
+          <w:rFonts w:ascii="Times New Roman" w:hAnsi="Times New Roman" w:eastAsia="Malgun Gothic"/>
+          <w:b w:val="0"/>
+          <w:i w:val="0"/>
+          <w:sz w:val="22"/>
+        </w:rPr>
+        <w:t>Entonces vendrás a devolvérmelo a la tienda, con un cartel.</w:t>
       </w:r>
     </w:p>
     <w:p>
@@ -3738,20 +4217,39 @@
       <w:r>
         <w:rPr>
           <w:rFonts w:ascii="Times New Roman" w:hAnsi="Times New Roman" w:eastAsia="Malgun Gothic"/>
-          <w:b/>
-          <w:i w:val="0"/>
-          <w:sz w:val="22"/>
-        </w:rPr>
-        <w:t xml:space="preserve">Noelia: </w:t>
-      </w:r>
-      <w:r>
-        <w:rPr>
-          <w:rFonts w:ascii="Times New Roman" w:hAnsi="Times New Roman" w:eastAsia="Malgun Gothic"/>
-          <w:b w:val="0"/>
-          <w:i w:val="0"/>
-          <w:sz w:val="22"/>
-        </w:rPr>
-        <w:t>Lo sé.</w:t>
+          <w:b w:val="0"/>
+          <w:i w:val="0"/>
+          <w:sz w:val="22"/>
+        </w:rPr>
+        <w:t xml:space="preserve">Íñigo </w:t>
+      </w:r>
+      <w:r>
+        <w:rPr>
+          <w:rFonts w:ascii="Times New Roman" w:hAnsi="Times New Roman" w:eastAsia="Malgun Gothic"/>
+          <w:b w:val="0"/>
+          <w:i/>
+          <w:color w:val="555555"/>
+          <w:sz w:val="22"/>
+        </w:rPr>
+        <w:t>(al teléfono)</w:t>
+      </w:r>
+      <w:r>
+        <w:rPr>
+          <w:rFonts w:ascii="Times New Roman" w:hAnsi="Times New Roman" w:eastAsia="Malgun Gothic"/>
+          <w:b w:val="0"/>
+          <w:i w:val="0"/>
+          <w:sz w:val="22"/>
+        </w:rPr>
+        <w:t xml:space="preserve">: </w:t>
+      </w:r>
+      <w:r>
+        <w:rPr>
+          <w:rFonts w:ascii="Times New Roman" w:hAnsi="Times New Roman" w:eastAsia="Malgun Gothic"/>
+          <w:b w:val="0"/>
+          <w:i w:val="0"/>
+          <w:sz w:val="22"/>
+        </w:rPr>
+        <w:t>Hoy no tengo diez minutos.</w:t>
       </w:r>
     </w:p>
     <w:p>
@@ -3761,20 +4259,39 @@
       <w:r>
         <w:rPr>
           <w:rFonts w:ascii="Times New Roman" w:hAnsi="Times New Roman" w:eastAsia="Malgun Gothic"/>
-          <w:b/>
-          <w:i w:val="0"/>
-          <w:sz w:val="22"/>
-        </w:rPr>
-        <w:t xml:space="preserve">Íñigo: </w:t>
-      </w:r>
-      <w:r>
-        <w:rPr>
-          <w:rFonts w:ascii="Times New Roman" w:hAnsi="Times New Roman" w:eastAsia="Malgun Gothic"/>
-          <w:b w:val="0"/>
-          <w:i w:val="0"/>
-          <w:sz w:val="22"/>
-        </w:rPr>
-        <w:t>Tengo todo el día.</w:t>
+          <w:b w:val="0"/>
+          <w:i w:val="0"/>
+          <w:sz w:val="22"/>
+        </w:rPr>
+        <w:t xml:space="preserve">Noelia </w:t>
+      </w:r>
+      <w:r>
+        <w:rPr>
+          <w:rFonts w:ascii="Times New Roman" w:hAnsi="Times New Roman" w:eastAsia="Malgun Gothic"/>
+          <w:b w:val="0"/>
+          <w:i/>
+          <w:color w:val="555555"/>
+          <w:sz w:val="22"/>
+        </w:rPr>
+        <w:t>(al teléfono)</w:t>
+      </w:r>
+      <w:r>
+        <w:rPr>
+          <w:rFonts w:ascii="Times New Roman" w:hAnsi="Times New Roman" w:eastAsia="Malgun Gothic"/>
+          <w:b w:val="0"/>
+          <w:i w:val="0"/>
+          <w:sz w:val="22"/>
+        </w:rPr>
+        <w:t xml:space="preserve">: </w:t>
+      </w:r>
+      <w:r>
+        <w:rPr>
+          <w:rFonts w:ascii="Times New Roman" w:hAnsi="Times New Roman" w:eastAsia="Malgun Gothic"/>
+          <w:b w:val="0"/>
+          <w:i w:val="0"/>
+          <w:sz w:val="22"/>
+        </w:rPr>
+        <w:t>Lo sé. Entonces tenemos todo el día.</w:t>
       </w:r>
     </w:p>
     <w:p>
@@ -3784,20 +4301,39 @@
       <w:r>
         <w:rPr>
           <w:rFonts w:ascii="Times New Roman" w:hAnsi="Times New Roman" w:eastAsia="Malgun Gothic"/>
-          <w:b/>
-          <w:i w:val="0"/>
-          <w:sz w:val="22"/>
-        </w:rPr>
-        <w:t xml:space="preserve">Noelia: </w:t>
-      </w:r>
-      <w:r>
-        <w:rPr>
-          <w:rFonts w:ascii="Times New Roman" w:hAnsi="Times New Roman" w:eastAsia="Malgun Gothic"/>
-          <w:b w:val="0"/>
-          <w:i w:val="0"/>
-          <w:sz w:val="22"/>
-        </w:rPr>
-        <w:t>Entonces vamos a tomar un café de verdad, no de aeropuerto.</w:t>
+          <w:b w:val="0"/>
+          <w:i w:val="0"/>
+          <w:sz w:val="22"/>
+        </w:rPr>
+        <w:t xml:space="preserve">Íñigo </w:t>
+      </w:r>
+      <w:r>
+        <w:rPr>
+          <w:rFonts w:ascii="Times New Roman" w:hAnsi="Times New Roman" w:eastAsia="Malgun Gothic"/>
+          <w:b w:val="0"/>
+          <w:i/>
+          <w:color w:val="555555"/>
+          <w:sz w:val="22"/>
+        </w:rPr>
+        <w:t>(al teléfono)</w:t>
+      </w:r>
+      <w:r>
+        <w:rPr>
+          <w:rFonts w:ascii="Times New Roman" w:hAnsi="Times New Roman" w:eastAsia="Malgun Gothic"/>
+          <w:b w:val="0"/>
+          <w:i w:val="0"/>
+          <w:sz w:val="22"/>
+        </w:rPr>
+        <w:t xml:space="preserve">: </w:t>
+      </w:r>
+      <w:r>
+        <w:rPr>
+          <w:rFonts w:ascii="Times New Roman" w:hAnsi="Times New Roman" w:eastAsia="Malgun Gothic"/>
+          <w:b w:val="0"/>
+          <w:i w:val="0"/>
+          <w:sz w:val="22"/>
+        </w:rPr>
+        <w:t>Ya estoy saliendo. Veo un abrigo oscuro y un cartón.</w:t>
       </w:r>
     </w:p>
     <w:p>
@@ -3811,7 +4347,7 @@
           <w:i w:val="0"/>
           <w:sz w:val="22"/>
         </w:rPr>
-        <w:t xml:space="preserve">Íñigo </w:t>
+        <w:t xml:space="preserve">Noelia </w:t>
       </w:r>
       <w:r>
         <w:rPr>
@@ -3821,6 +4357,48 @@
           <w:color w:val="555555"/>
           <w:sz w:val="22"/>
         </w:rPr>
+        <w:t>(al teléfono)</w:t>
+      </w:r>
+      <w:r>
+        <w:rPr>
+          <w:rFonts w:ascii="Times New Roman" w:hAnsi="Times New Roman" w:eastAsia="Malgun Gothic"/>
+          <w:b w:val="0"/>
+          <w:i w:val="0"/>
+          <w:sz w:val="22"/>
+        </w:rPr>
+        <w:t xml:space="preserve">: </w:t>
+      </w:r>
+      <w:r>
+        <w:rPr>
+          <w:rFonts w:ascii="Times New Roman" w:hAnsi="Times New Roman" w:eastAsia="Malgun Gothic"/>
+          <w:b w:val="0"/>
+          <w:i w:val="0"/>
+          <w:sz w:val="22"/>
+        </w:rPr>
+        <w:t>Y yo veo a un hombre con cuatro horas menos de sueño. No cuelgues todavía.</w:t>
+      </w:r>
+    </w:p>
+    <w:p>
+      <w:pPr>
+        <w:spacing w:before="0" w:after="110" w:line="300" w:lineRule="auto"/>
+      </w:pPr>
+      <w:r>
+        <w:rPr>
+          <w:rFonts w:ascii="Times New Roman" w:hAnsi="Times New Roman" w:eastAsia="Malgun Gothic"/>
+          <w:b w:val="0"/>
+          <w:i w:val="0"/>
+          <w:sz w:val="22"/>
+        </w:rPr>
+        <w:t xml:space="preserve">Íñigo </w:t>
+      </w:r>
+      <w:r>
+        <w:rPr>
+          <w:rFonts w:ascii="Times New Roman" w:hAnsi="Times New Roman" w:eastAsia="Malgun Gothic"/>
+          <w:b w:val="0"/>
+          <w:i/>
+          <w:color w:val="555555"/>
+          <w:sz w:val="22"/>
+        </w:rPr>
         <w:t>(V.O.)</w:t>
       </w:r>
       <w:r>
@@ -3839,7 +4417,7 @@
           <w:i w:val="0"/>
           <w:sz w:val="22"/>
         </w:rPr>
-        <w:t>No miré el reloj ni una vez. Ni el de Madrid ni el de São Paulo. Aprendí que cuatro horas de diferencia se acortan con una llamada y desaparecen con un cartel de cartón.</w:t>
+        <w:t>No colgamos hasta que estuvimos a tres pasos, los dos a la vez. No miré el reloj ni una vez, ni el de Madrid ni el de São Paulo. Aprendí que cuatro horas de diferencia se acortan con una llamada y desaparecen con un cartel de cartón.</w:t>
       </w:r>
     </w:p>
     <w:p>
